--- a/REVISION 20260610/TUJ_19152_galley_corrections_2026-06-30.docx
+++ b/REVISION 20260610/TUJ_19152_galley_corrections_2026-06-30.docx
@@ -198,54 +198,79 @@
       </w:pPr>
       <w:r>
         <w:rPr>
-          <w:b/>
-          <w:bCs/>
+          <w:strike/>
         </w:rPr>
         <w:t xml:space="preserve">Discussion (p. 13):</w:t>
       </w:r>
       <w:r>
-        <w:t xml:space="preserve"> </w:t>
-      </w:r>
-      <w:r>
-        <w:t xml:space="preserve">“64 mm long peripheral</w:t>
-      </w:r>
-      <w:r>
-        <w:t xml:space="preserve"> </w:t>
-      </w:r>
-      <w:r>
-        <w:rPr>
-          <w:b/>
-          <w:bCs/>
-        </w:rPr>
-        <w:t xml:space="preserve">cataters</w:t>
-      </w:r>
-      <w:r>
-        <w:t xml:space="preserve">”</w:t>
-      </w:r>
-      <w:r>
-        <w:t xml:space="preserve"> </w:t>
-      </w:r>
-      <w:r>
-        <w:t xml:space="preserve">→</w:t>
-      </w:r>
-      <w:r>
-        <w:t xml:space="preserve"> </w:t>
-      </w:r>
-      <w:r>
-        <w:t xml:space="preserve">“</w:t>
-      </w:r>
-      <w:r>
-        <w:rPr>
-          <w:b/>
-          <w:bCs/>
-        </w:rPr>
-        <w:t xml:space="preserve">catheters</w:t>
-      </w:r>
-      <w:r>
-        <w:t xml:space="preserve">”</w:t>
-      </w:r>
-      <w:r>
+        <w:rPr>
+          <w:strike/>
+        </w:rPr>
+        <w:t xml:space="preserve"> </w:t>
+      </w:r>
+      <w:r>
+        <w:rPr>
+          <w:strike/>
+        </w:rPr>
+        <w:t xml:space="preserve">“cataters”</w:t>
+      </w:r>
+      <w:r>
+        <w:rPr>
+          <w:strike/>
+        </w:rPr>
+        <w:t xml:space="preserve"> </w:t>
+      </w:r>
+      <w:r>
+        <w:rPr>
+          <w:strike/>
+        </w:rPr>
+        <w:t xml:space="preserve">-&gt;</w:t>
+      </w:r>
+      <w:r>
+        <w:rPr>
+          <w:strike/>
+        </w:rPr>
+        <w:t xml:space="preserve"> </w:t>
+      </w:r>
+      <w:r>
+        <w:rPr>
+          <w:strike/>
+        </w:rPr>
+        <w:t xml:space="preserve">“catheters”</w:t>
+      </w:r>
+      <w:r>
+        <w:rPr>
+          <w:strike/>
+        </w:rPr>
         <w:t xml:space="preserve">.</w:t>
+      </w:r>
+      <w:r>
+        <w:t xml:space="preserve"> </w:t>
+      </w:r>
+      <w:r>
+        <w:rPr>
+          <w:b/>
+          <w:bCs/>
+        </w:rPr>
+        <w:t xml:space="preserve">WITHDRAWN</w:t>
+      </w:r>
+      <w:r>
+        <w:t xml:space="preserve"> </w:t>
+      </w:r>
+      <w:r>
+        <w:t xml:space="preserve">— on re-checking the galley PDF it already reads</w:t>
+      </w:r>
+      <w:r>
+        <w:t xml:space="preserve"> </w:t>
+      </w:r>
+      <w:r>
+        <w:t xml:space="preserve">“catheters”</w:t>
+      </w:r>
+      <w:r>
+        <w:t xml:space="preserve"> </w:t>
+      </w:r>
+      <w:r>
+        <w:t xml:space="preserve">correctly (a mis-read of the low-resolution proof); no change needed.</w:t>
       </w:r>
     </w:p>
     <w:p>
